--- a/out/production/completeSBprojecE2ELearning/rajesh_resume.docx
+++ b/out/production/completeSBprojecE2ELearning/rajesh_resume.docx
@@ -1,6 +1,6 @@
 
 <file path=word/document.xml><?xml version="1.0" encoding="utf-8"?>
-<w:document xmlns:wpc="http://schemas.microsoft.com/office/word/2010/wordprocessingCanvas" xmlns:cx="http://schemas.microsoft.com/office/drawing/2014/chartex" xmlns:cx1="http://schemas.microsoft.com/office/drawing/2015/9/8/chartex" xmlns:cx2="http://schemas.microsoft.com/office/drawing/2015/10/21/chartex" xmlns:cx3="http://schemas.microsoft.com/office/drawing/2016/5/9/chartex" xmlns:cx4="http://schemas.microsoft.com/office/drawing/2016/5/10/chartex" xmlns:cx5="http://schemas.microsoft.com/office/drawing/2016/5/11/chartex" xmlns:cx6="http://schemas.microsoft.com/office/drawing/2016/5/12/chartex" xmlns:cx7="http://schemas.microsoft.com/office/drawing/2016/5/13/chartex" xmlns:cx8="http://schemas.microsoft.com/office/drawing/2016/5/14/chartex" xmlns:mc="http://schemas.openxmlformats.org/markup-compatibility/2006" xmlns:aink="http://schemas.microsoft.com/office/drawing/2016/ink" xmlns:am3d="http://schemas.microsoft.com/office/drawing/2017/model3d" xmlns:o="urn:schemas-microsoft-com:office:office" xmlns:oel="http://schemas.microsoft.com/office/2019/extlst" xmlns:r="http://schemas.openxmlformats.org/officeDocument/2006/relationships" xmlns:m="http://schemas.openxmlformats.org/officeDocument/2006/math" xmlns:v="urn:schemas-microsoft-com:vml" xmlns:wp14="http://schemas.microsoft.com/office/word/2010/wordprocessingDrawing" xmlns:wp="http://schemas.openxmlformats.org/drawingml/2006/wordprocessingDrawing" xmlns:w10="urn:schemas-microsoft-com:office:word" xmlns:w="http://schemas.openxmlformats.org/wordprocessingml/2006/main" xmlns:w14="http://schemas.microsoft.com/office/word/2010/wordml" xmlns:w15="http://schemas.microsoft.com/office/word/2012/wordml" xmlns:w16cex="http://schemas.microsoft.com/office/word/2018/wordml/cex" xmlns:w16cid="http://schemas.microsoft.com/office/word/2016/wordml/cid" xmlns:w16="http://schemas.microsoft.com/office/word/2018/wordml" xmlns:w16sdtdh="http://schemas.microsoft.com/office/word/2020/wordml/sdtdatahash" xmlns:w16se="http://schemas.microsoft.com/office/word/2015/wordml/symex" xmlns:wpg="http://schemas.microsoft.com/office/word/2010/wordprocessingGroup" xmlns:wpi="http://schemas.microsoft.com/office/word/2010/wordprocessingInk" xmlns:wne="http://schemas.microsoft.com/office/word/2006/wordml" xmlns:wps="http://schemas.microsoft.com/office/word/2010/wordprocessingShape" mc:Ignorable="w14 w15 w16se w16cid w16 w16cex w16sdtdh wp14">
+<w:document xmlns:wpc="http://schemas.microsoft.com/office/word/2010/wordprocessingCanvas" xmlns:cx="http://schemas.microsoft.com/office/drawing/2014/chartex" xmlns:cx1="http://schemas.microsoft.com/office/drawing/2015/9/8/chartex" xmlns:cx2="http://schemas.microsoft.com/office/drawing/2015/10/21/chartex" xmlns:cx3="http://schemas.microsoft.com/office/drawing/2016/5/9/chartex" xmlns:cx4="http://schemas.microsoft.com/office/drawing/2016/5/10/chartex" xmlns:cx5="http://schemas.microsoft.com/office/drawing/2016/5/11/chartex" xmlns:cx6="http://schemas.microsoft.com/office/drawing/2016/5/12/chartex" xmlns:cx7="http://schemas.microsoft.com/office/drawing/2016/5/13/chartex" xmlns:cx8="http://schemas.microsoft.com/office/drawing/2016/5/14/chartex" xmlns:mc="http://schemas.openxmlformats.org/markup-compatibility/2006" xmlns:aink="http://schemas.microsoft.com/office/drawing/2016/ink" xmlns:am3d="http://schemas.microsoft.com/office/drawing/2017/model3d" xmlns:o="urn:schemas-microsoft-com:office:office" xmlns:oel="http://schemas.microsoft.com/office/2019/extlst" xmlns:r="http://schemas.openxmlformats.org/officeDocument/2006/relationships" xmlns:m="http://schemas.openxmlformats.org/officeDocument/2006/math" xmlns:v="urn:schemas-microsoft-com:vml" xmlns:wp14="http://schemas.microsoft.com/office/word/2010/wordprocessingDrawing" xmlns:wp="http://schemas.openxmlformats.org/drawingml/2006/wordprocessingDrawing" xmlns:w10="urn:schemas-microsoft-com:office:word" xmlns:w="http://schemas.openxmlformats.org/wordprocessingml/2006/main" xmlns:w14="http://schemas.microsoft.com/office/word/2010/wordml" xmlns:w15="http://schemas.microsoft.com/office/word/2012/wordml" xmlns:w16cex="http://schemas.microsoft.com/office/word/2018/wordml/cex" xmlns:w16cid="http://schemas.microsoft.com/office/word/2016/wordml/cid" xmlns:w16="http://schemas.microsoft.com/office/word/2018/wordml" xmlns:w16du="http://schemas.microsoft.com/office/word/2023/wordml/word16du" xmlns:w16sdtdh="http://schemas.microsoft.com/office/word/2020/wordml/sdtdatahash" xmlns:w16sdtfl="http://schemas.microsoft.com/office/word/2024/wordml/sdtformatlock" xmlns:w16se="http://schemas.microsoft.com/office/word/2015/wordml/symex" xmlns:wpg="http://schemas.microsoft.com/office/word/2010/wordprocessingGroup" xmlns:wpi="http://schemas.microsoft.com/office/word/2010/wordprocessingInk" xmlns:wne="http://schemas.microsoft.com/office/word/2006/wordml" xmlns:wps="http://schemas.microsoft.com/office/word/2010/wordprocessingShape" mc:Ignorable="w14 w15 w16se w16cid w16 w16cex w16sdtdh w16sdtfl w16du wp14">
   <w:body>
     <w:p>
       <w:pPr>
@@ -721,7 +721,6 @@
         <w:tblCellMar>
           <w:top w:w="43" w:type="dxa"/>
           <w:left w:w="108" w:type="dxa"/>
-          <w:bottom w:w="0" w:type="dxa"/>
           <w:right w:w="115" w:type="dxa"/>
         </w:tblCellMar>
         <w:tblLook w:val="04A0" w:firstRow="1" w:lastRow="0" w:firstColumn="1" w:lastColumn="0" w:noHBand="0" w:noVBand="1"/>
@@ -1663,7 +1662,15 @@
       <w:proofErr w:type="spellEnd"/>
       <w:proofErr w:type="gramEnd"/>
       <w:r>
-        <w:t xml:space="preserve"> in computer Science &amp; Engineering – VIET GB Nagar(UP) </w:t>
+        <w:t xml:space="preserve"> in computer Science &amp; Engineering – VIET GB </w:t>
+      </w:r>
+      <w:proofErr w:type="gramStart"/>
+      <w:r>
+        <w:t>Nagar(</w:t>
+      </w:r>
+      <w:proofErr w:type="gramEnd"/>
+      <w:r>
+        <w:t xml:space="preserve">UP) </w:t>
       </w:r>
     </w:p>
     <w:p>
@@ -1895,13 +1902,21 @@
         <w:rPr>
           <w:b/>
         </w:rPr>
-        <w:t xml:space="preserve"> </w:t>
-      </w:r>
-      <w:r>
-        <w:rPr>
-          <w:b/>
-        </w:rPr>
-        <w:t>MuleSoft To Java Migration</w:t>
+        <w:t xml:space="preserve"> MuleSoft </w:t>
+      </w:r>
+      <w:proofErr w:type="gramStart"/>
+      <w:r>
+        <w:rPr>
+          <w:b/>
+        </w:rPr>
+        <w:t>To</w:t>
+      </w:r>
+      <w:proofErr w:type="gramEnd"/>
+      <w:r>
+        <w:rPr>
+          <w:b/>
+        </w:rPr>
+        <w:t xml:space="preserve"> Java Migration</w:t>
       </w:r>
       <w:r>
         <w:rPr>
@@ -2028,21 +2043,7 @@
           <w:b/>
           <w:sz w:val="21"/>
         </w:rPr>
-        <w:t xml:space="preserve"> </w:t>
-      </w:r>
-      <w:r>
-        <w:rPr>
-          <w:b/>
-          <w:sz w:val="21"/>
-        </w:rPr>
-        <w:t>HSBC</w:t>
-      </w:r>
-      <w:r>
-        <w:rPr>
-          <w:b/>
-          <w:sz w:val="21"/>
-        </w:rPr>
-        <w:t xml:space="preserve"> </w:t>
+        <w:t xml:space="preserve"> HSBC </w:t>
       </w:r>
     </w:p>
     <w:p>
@@ -2072,35 +2073,7 @@
           <w:b/>
           <w:sz w:val="21"/>
         </w:rPr>
-        <w:t xml:space="preserve">  </w:t>
-      </w:r>
-      <w:r>
-        <w:rPr>
-          <w:b/>
-          <w:sz w:val="21"/>
-        </w:rPr>
-        <w:t>August</w:t>
-      </w:r>
-      <w:r>
-        <w:rPr>
-          <w:b/>
-          <w:sz w:val="21"/>
-        </w:rPr>
-        <w:t xml:space="preserve"> 202</w:t>
-      </w:r>
-      <w:r>
-        <w:rPr>
-          <w:b/>
-          <w:sz w:val="21"/>
-        </w:rPr>
-        <w:t>3</w:t>
-      </w:r>
-      <w:r>
-        <w:rPr>
-          <w:b/>
-          <w:sz w:val="21"/>
-        </w:rPr>
-        <w:t xml:space="preserve"> to till now </w:t>
+        <w:t xml:space="preserve">  August 2023 to till now </w:t>
       </w:r>
     </w:p>
     <w:p>
@@ -2140,61 +2113,35 @@
       <w:r>
         <w:t xml:space="preserve"> </w:t>
       </w:r>
-      <w:r>
-        <w:rPr>
-          <w:b/>
-        </w:rPr>
-        <w:t>Java , Spring Boot,</w:t>
-      </w:r>
-      <w:r>
-        <w:rPr>
-          <w:b/>
-        </w:rPr>
-        <w:t xml:space="preserve"> </w:t>
+      <w:proofErr w:type="gramStart"/>
+      <w:r>
+        <w:rPr>
+          <w:b/>
+        </w:rPr>
+        <w:t>Java ,</w:t>
+      </w:r>
+      <w:proofErr w:type="gramEnd"/>
+      <w:r>
+        <w:rPr>
+          <w:b/>
+        </w:rPr>
+        <w:t xml:space="preserve"> Spring Boot, </w:t>
       </w:r>
       <w:proofErr w:type="spellStart"/>
-      <w:r>
-        <w:rPr>
-          <w:b/>
-        </w:rPr>
-        <w:t>RestAPI,</w:t>
-      </w:r>
-      <w:r>
-        <w:rPr>
-          <w:b/>
-        </w:rPr>
-        <w:t>Soap</w:t>
+      <w:proofErr w:type="gramStart"/>
+      <w:r>
+        <w:rPr>
+          <w:b/>
+        </w:rPr>
+        <w:t>RestAPI,Soap</w:t>
       </w:r>
       <w:proofErr w:type="spellEnd"/>
-      <w:r>
-        <w:rPr>
-          <w:b/>
-        </w:rPr>
-        <w:t xml:space="preserve"> API,</w:t>
-      </w:r>
-      <w:r>
-        <w:rPr>
-          <w:b/>
-        </w:rPr>
-        <w:t xml:space="preserve"> Microservices,</w:t>
-      </w:r>
-      <w:r>
-        <w:rPr>
-          <w:b/>
-        </w:rPr>
-        <w:t xml:space="preserve"> IBM MQ,</w:t>
-      </w:r>
-      <w:r>
-        <w:rPr>
-          <w:b/>
-        </w:rPr>
-        <w:t xml:space="preserve"> </w:t>
-      </w:r>
-      <w:r>
-        <w:rPr>
-          <w:b/>
-        </w:rPr>
-        <w:t xml:space="preserve">Oracle my </w:t>
+      <w:proofErr w:type="gramEnd"/>
+      <w:r>
+        <w:rPr>
+          <w:b/>
+        </w:rPr>
+        <w:t xml:space="preserve"> API, Microservices, IBM MQ, Oracle my </w:t>
       </w:r>
       <w:proofErr w:type="spellStart"/>
       <w:r>
@@ -2208,53 +2155,26 @@
         <w:rPr>
           <w:b/>
         </w:rPr>
-        <w:t xml:space="preserve"> developer</w:t>
-      </w:r>
-      <w:r>
-        <w:rPr>
-          <w:b/>
-        </w:rPr>
-        <w:t xml:space="preserve">, </w:t>
+        <w:t xml:space="preserve"> developer, </w:t>
       </w:r>
       <w:proofErr w:type="spellStart"/>
-      <w:r>
-        <w:rPr>
-          <w:b/>
-        </w:rPr>
-        <w:t>Git</w:t>
-      </w:r>
-      <w:r>
-        <w:rPr>
-          <w:b/>
-        </w:rPr>
-        <w:t>Hub</w:t>
-      </w:r>
-      <w:r>
-        <w:rPr>
-          <w:b/>
-        </w:rPr>
-        <w:t>,</w:t>
-      </w:r>
-      <w:r>
-        <w:rPr>
-          <w:b/>
-        </w:rPr>
-        <w:t>Maven</w:t>
+      <w:proofErr w:type="gramStart"/>
+      <w:r>
+        <w:rPr>
+          <w:b/>
+        </w:rPr>
+        <w:t>GitHub,Maven</w:t>
       </w:r>
       <w:proofErr w:type="spellEnd"/>
-      <w:r>
-        <w:rPr>
-          <w:b/>
-        </w:rPr>
-        <w:t>, Docker, Kubernetes</w:t>
-      </w:r>
-      <w:r>
-        <w:rPr>
-          <w:b/>
-        </w:rPr>
-        <w:t xml:space="preserve">, and </w:t>
+      <w:proofErr w:type="gramEnd"/>
+      <w:r>
+        <w:rPr>
+          <w:b/>
+        </w:rPr>
+        <w:t xml:space="preserve">, Docker, Kubernetes, and </w:t>
       </w:r>
       <w:proofErr w:type="spellStart"/>
+      <w:proofErr w:type="gramStart"/>
       <w:r>
         <w:rPr>
           <w:b/>
@@ -2266,7 +2186,14 @@
         <w:rPr>
           <w:b/>
         </w:rPr>
-        <w:t>(CICD HAP pipeline).</w:t>
+        <w:t>(</w:t>
+      </w:r>
+      <w:proofErr w:type="gramEnd"/>
+      <w:r>
+        <w:rPr>
+          <w:b/>
+        </w:rPr>
+        <w:t>CICD HAP pipeline).</w:t>
       </w:r>
     </w:p>
     <w:p>
@@ -2307,7 +2234,21 @@
         <w:rPr>
           <w:b/>
         </w:rPr>
-        <w:t>MuleSoft To Java Migration</w:t>
+        <w:t xml:space="preserve">MuleSoft </w:t>
+      </w:r>
+      <w:proofErr w:type="gramStart"/>
+      <w:r>
+        <w:rPr>
+          <w:b/>
+        </w:rPr>
+        <w:t>To</w:t>
+      </w:r>
+      <w:proofErr w:type="gramEnd"/>
+      <w:r>
+        <w:rPr>
+          <w:b/>
+        </w:rPr>
+        <w:t xml:space="preserve"> Java Migration</w:t>
       </w:r>
       <w:r>
         <w:rPr>
@@ -2319,8 +2260,13 @@
       <w:r>
         <w:t xml:space="preserve">is a </w:t>
       </w:r>
-      <w:r>
-        <w:t xml:space="preserve">migration  project where are migrating all core concept/ functionality from </w:t>
+      <w:proofErr w:type="gramStart"/>
+      <w:r>
+        <w:t>migration  project</w:t>
+      </w:r>
+      <w:proofErr w:type="gramEnd"/>
+      <w:r>
+        <w:t xml:space="preserve"> where are migrating all core concept/ functionality from </w:t>
       </w:r>
       <w:proofErr w:type="spellStart"/>
       <w:r>
@@ -2344,16 +2290,7 @@
       </w:r>
       <w:proofErr w:type="spellEnd"/>
       <w:r>
-        <w:t>/Soap API</w:t>
-      </w:r>
-      <w:r>
-        <w:t xml:space="preserve"> a</w:t>
-      </w:r>
-      <w:r>
-        <w:t>pplication</w:t>
-      </w:r>
-      <w:r>
-        <w:t>.</w:t>
+        <w:t>/Soap API application.</w:t>
       </w:r>
     </w:p>
     <w:p>
@@ -2404,10 +2341,7 @@
       </w:r>
       <w:proofErr w:type="spellEnd"/>
       <w:r>
-        <w:t>/Soap API</w:t>
-      </w:r>
-      <w:r>
-        <w:t xml:space="preserve"> and microservices. </w:t>
+        <w:t xml:space="preserve">/Soap API and microservices. </w:t>
       </w:r>
     </w:p>
     <w:p>
@@ -2428,8 +2362,13 @@
       <w:r>
         <w:t xml:space="preserve">APIs </w:t>
       </w:r>
-      <w:r>
-        <w:t xml:space="preserve">on the basis of MuleSoft </w:t>
+      <w:proofErr w:type="gramStart"/>
+      <w:r>
+        <w:t>on the basis of</w:t>
+      </w:r>
+      <w:proofErr w:type="gramEnd"/>
+      <w:r>
+        <w:t xml:space="preserve"> MuleSoft </w:t>
       </w:r>
       <w:proofErr w:type="gramStart"/>
       <w:r>
@@ -2448,6 +2387,7 @@
         <w:t xml:space="preserve"> with XML/</w:t>
       </w:r>
       <w:proofErr w:type="spellStart"/>
+      <w:proofErr w:type="gramStart"/>
       <w:r>
         <w:t>json’s</w:t>
       </w:r>
@@ -2456,7 +2396,11 @@
         <w:t xml:space="preserve"> </w:t>
       </w:r>
       <w:r>
-        <w:t xml:space="preserve"> complex  Request and Response formats and standardized as per user story. </w:t>
+        <w:t xml:space="preserve"> complex</w:t>
+      </w:r>
+      <w:proofErr w:type="gramEnd"/>
+      <w:r>
+        <w:t xml:space="preserve">  Request and Response formats and standardized as per user story. </w:t>
       </w:r>
     </w:p>
     <w:p>
@@ -2476,7 +2420,15 @@
       </w:r>
       <w:proofErr w:type="gramEnd"/>
       <w:r>
-        <w:t xml:space="preserve">POC) if new concept are required to </w:t>
+        <w:t xml:space="preserve">POC) if new concept </w:t>
+      </w:r>
+      <w:proofErr w:type="gramStart"/>
+      <w:r>
+        <w:t>are</w:t>
+      </w:r>
+      <w:proofErr w:type="gramEnd"/>
+      <w:r>
+        <w:t xml:space="preserve"> required to </w:t>
       </w:r>
       <w:proofErr w:type="spellStart"/>
       <w:r>
@@ -2846,13 +2798,22 @@
       <w:r>
         <w:t xml:space="preserve"> </w:t>
       </w:r>
-      <w:r>
-        <w:rPr>
-          <w:b/>
-        </w:rPr>
-        <w:t xml:space="preserve">Java , Spring </w:t>
+      <w:proofErr w:type="gramStart"/>
+      <w:r>
+        <w:rPr>
+          <w:b/>
+        </w:rPr>
+        <w:t>Java ,</w:t>
+      </w:r>
+      <w:proofErr w:type="gramEnd"/>
+      <w:r>
+        <w:rPr>
+          <w:b/>
+        </w:rPr>
+        <w:t xml:space="preserve"> Spring </w:t>
       </w:r>
       <w:proofErr w:type="spellStart"/>
+      <w:proofErr w:type="gramStart"/>
       <w:r>
         <w:rPr>
           <w:b/>
@@ -2860,13 +2821,29 @@
         <w:t>Boot,RestAPI</w:t>
       </w:r>
       <w:proofErr w:type="spellEnd"/>
-      <w:r>
-        <w:rPr>
-          <w:b/>
-        </w:rPr>
-        <w:t xml:space="preserve">, Microservices, AWS Cloud(Kinesis only), HBase, </w:t>
+      <w:proofErr w:type="gramEnd"/>
+      <w:r>
+        <w:rPr>
+          <w:b/>
+        </w:rPr>
+        <w:t xml:space="preserve">, Microservices, AWS </w:t>
+      </w:r>
+      <w:proofErr w:type="gramStart"/>
+      <w:r>
+        <w:rPr>
+          <w:b/>
+        </w:rPr>
+        <w:t>Cloud(</w:t>
+      </w:r>
+      <w:proofErr w:type="gramEnd"/>
+      <w:r>
+        <w:rPr>
+          <w:b/>
+        </w:rPr>
+        <w:t xml:space="preserve">Kinesis only), HBase, </w:t>
       </w:r>
       <w:proofErr w:type="spellStart"/>
+      <w:proofErr w:type="gramStart"/>
       <w:r>
         <w:rPr>
           <w:b/>
@@ -2874,6 +2851,7 @@
         <w:t>Gitlab,Gradle</w:t>
       </w:r>
       <w:proofErr w:type="spellEnd"/>
+      <w:proofErr w:type="gramEnd"/>
       <w:r>
         <w:rPr>
           <w:b/>
@@ -2963,7 +2941,15 @@
       </w:r>
       <w:proofErr w:type="gramEnd"/>
       <w:r>
-        <w:t xml:space="preserve"> to take action the online and </w:t>
+        <w:t xml:space="preserve"> to </w:t>
+      </w:r>
+      <w:proofErr w:type="gramStart"/>
+      <w:r>
+        <w:t>take action</w:t>
+      </w:r>
+      <w:proofErr w:type="gramEnd"/>
+      <w:r>
+        <w:t xml:space="preserve"> the online and </w:t>
       </w:r>
       <w:proofErr w:type="spellStart"/>
       <w:r>
@@ -3098,7 +3084,15 @@
       </w:r>
       <w:proofErr w:type="gramEnd"/>
       <w:r>
-        <w:t xml:space="preserve">POC) if new concept are required to </w:t>
+        <w:t xml:space="preserve">POC) if new concept </w:t>
+      </w:r>
+      <w:proofErr w:type="gramStart"/>
+      <w:r>
+        <w:t>are</w:t>
+      </w:r>
+      <w:proofErr w:type="gramEnd"/>
+      <w:r>
+        <w:t xml:space="preserve"> required to </w:t>
       </w:r>
       <w:proofErr w:type="spellStart"/>
       <w:r>
@@ -3245,21 +3239,7 @@
         <w:rPr>
           <w:b/>
         </w:rPr>
-        <w:t xml:space="preserve"> </w:t>
-      </w:r>
-      <w:proofErr w:type="spellStart"/>
-      <w:r>
-        <w:rPr>
-          <w:b/>
-        </w:rPr>
-        <w:t>Zelle</w:t>
-      </w:r>
-      <w:proofErr w:type="spellEnd"/>
-      <w:r>
-        <w:rPr>
-          <w:b/>
-        </w:rPr>
-        <w:t xml:space="preserve"> Fraud Fighter </w:t>
+        <w:t xml:space="preserve"> Zelle Fraud Fighter </w:t>
       </w:r>
     </w:p>
     <w:p>
@@ -3442,20 +3422,43 @@
         <w:t xml:space="preserve">Java, Spring </w:t>
       </w:r>
       <w:proofErr w:type="spellStart"/>
-      <w:r>
-        <w:rPr>
-          <w:b/>
-        </w:rPr>
-        <w:t>Boot,RestAPI,Microservices</w:t>
+      <w:proofErr w:type="gramStart"/>
+      <w:r>
+        <w:rPr>
+          <w:b/>
+        </w:rPr>
+        <w:t>Boot,RestAPI</w:t>
+      </w:r>
+      <w:proofErr w:type="gramEnd"/>
+      <w:r>
+        <w:rPr>
+          <w:b/>
+        </w:rPr>
+        <w:t>,Microservices</w:t>
       </w:r>
       <w:proofErr w:type="spellEnd"/>
       <w:r>
         <w:rPr>
           <w:b/>
         </w:rPr>
-        <w:t xml:space="preserve">, AWS Cloud(Kinesis only), HBase, </w:t>
+        <w:t xml:space="preserve">, AWS </w:t>
+      </w:r>
+      <w:proofErr w:type="gramStart"/>
+      <w:r>
+        <w:rPr>
+          <w:b/>
+        </w:rPr>
+        <w:t>Cloud(</w:t>
+      </w:r>
+      <w:proofErr w:type="gramEnd"/>
+      <w:r>
+        <w:rPr>
+          <w:b/>
+        </w:rPr>
+        <w:t xml:space="preserve">Kinesis only), HBase, </w:t>
       </w:r>
       <w:proofErr w:type="spellStart"/>
+      <w:proofErr w:type="gramStart"/>
       <w:r>
         <w:rPr>
           <w:b/>
@@ -3463,6 +3466,7 @@
         <w:t>Gitlab,Maven</w:t>
       </w:r>
       <w:proofErr w:type="spellEnd"/>
+      <w:proofErr w:type="gramEnd"/>
       <w:r>
         <w:rPr>
           <w:b/>
@@ -3503,13 +3507,8 @@
         </w:rPr>
         <w:t xml:space="preserve"> </w:t>
       </w:r>
-      <w:proofErr w:type="spellStart"/>
-      <w:r>
-        <w:t>Zelle</w:t>
-      </w:r>
-      <w:proofErr w:type="spellEnd"/>
-      <w:r>
-        <w:t xml:space="preserve"> Fraud Fighter is a </w:t>
+      <w:r>
+        <w:t xml:space="preserve">Zelle Fraud Fighter is a </w:t>
       </w:r>
       <w:proofErr w:type="spellStart"/>
       <w:r>
@@ -4092,6 +4091,7 @@
         <w:t xml:space="preserve">Java, Spring </w:t>
       </w:r>
       <w:proofErr w:type="spellStart"/>
+      <w:proofErr w:type="gramStart"/>
       <w:r>
         <w:rPr>
           <w:b/>
@@ -4099,13 +4099,29 @@
         <w:t>Boot,RestAPI</w:t>
       </w:r>
       <w:proofErr w:type="spellEnd"/>
-      <w:r>
-        <w:rPr>
-          <w:b/>
-        </w:rPr>
-        <w:t xml:space="preserve">, Microservices , HBase, </w:t>
+      <w:proofErr w:type="gramEnd"/>
+      <w:r>
+        <w:rPr>
+          <w:b/>
+        </w:rPr>
+        <w:t xml:space="preserve">, </w:t>
+      </w:r>
+      <w:proofErr w:type="gramStart"/>
+      <w:r>
+        <w:rPr>
+          <w:b/>
+        </w:rPr>
+        <w:t>Microservices ,</w:t>
+      </w:r>
+      <w:proofErr w:type="gramEnd"/>
+      <w:r>
+        <w:rPr>
+          <w:b/>
+        </w:rPr>
+        <w:t xml:space="preserve"> HBase, </w:t>
       </w:r>
       <w:proofErr w:type="spellStart"/>
+      <w:proofErr w:type="gramStart"/>
       <w:r>
         <w:rPr>
           <w:b/>
@@ -4113,6 +4129,7 @@
         <w:t>Gitlab,Maven</w:t>
       </w:r>
       <w:proofErr w:type="spellEnd"/>
+      <w:proofErr w:type="gramEnd"/>
       <w:r>
         <w:rPr>
           <w:b/>
@@ -4169,7 +4186,15 @@
       </w:r>
       <w:r>
         <w:lastRenderedPageBreak/>
-        <w:t xml:space="preserve">exceptions if any. It handle the real time validation on request </w:t>
+        <w:t xml:space="preserve">exceptions if any. It </w:t>
+      </w:r>
+      <w:proofErr w:type="gramStart"/>
+      <w:r>
+        <w:t>handle</w:t>
+      </w:r>
+      <w:proofErr w:type="gramEnd"/>
+      <w:r>
+        <w:t xml:space="preserve"> the real time validation on request </w:t>
       </w:r>
       <w:proofErr w:type="spellStart"/>
       <w:proofErr w:type="gramStart"/>
@@ -4179,7 +4204,15 @@
       <w:proofErr w:type="spellEnd"/>
       <w:proofErr w:type="gramEnd"/>
       <w:r>
-        <w:t xml:space="preserve"> accept the transaction if it validated correctly or abort the transaction if it will not validated. </w:t>
+        <w:t xml:space="preserve"> accept the transaction if it validated correctly or abort the transaction if it will not </w:t>
+      </w:r>
+      <w:proofErr w:type="gramStart"/>
+      <w:r>
+        <w:t>validated</w:t>
+      </w:r>
+      <w:proofErr w:type="gramEnd"/>
+      <w:r>
+        <w:t xml:space="preserve">. </w:t>
       </w:r>
     </w:p>
     <w:p>
@@ -4554,7 +4587,23 @@
           <w:b/>
           <w:sz w:val="21"/>
         </w:rPr>
-        <w:t xml:space="preserve">  April 2020 to May  2022                            </w:t>
+        <w:t xml:space="preserve">  April 2020 to </w:t>
+      </w:r>
+      <w:proofErr w:type="gramStart"/>
+      <w:r>
+        <w:rPr>
+          <w:b/>
+          <w:sz w:val="21"/>
+        </w:rPr>
+        <w:t>May  2022</w:t>
+      </w:r>
+      <w:proofErr w:type="gramEnd"/>
+      <w:r>
+        <w:rPr>
+          <w:b/>
+          <w:sz w:val="21"/>
+        </w:rPr>
+        <w:t xml:space="preserve">                            </w:t>
       </w:r>
     </w:p>
     <w:p>
@@ -4647,7 +4696,15 @@
       </w:r>
       <w:proofErr w:type="gramEnd"/>
       <w:r>
-        <w:t xml:space="preserve"> project and its client is Aviva group. It process premium of the policy and calculates its sum assured, sum assured at maturity date, claim of the policy holder </w:t>
+        <w:t xml:space="preserve"> project and its client is Aviva group. It </w:t>
+      </w:r>
+      <w:proofErr w:type="gramStart"/>
+      <w:r>
+        <w:t>process</w:t>
+      </w:r>
+      <w:proofErr w:type="gramEnd"/>
+      <w:r>
+        <w:t xml:space="preserve"> premium of the policy and calculates its sum assured, sum assured at maturity date, claim of the policy holder </w:t>
       </w:r>
       <w:proofErr w:type="gramStart"/>
       <w:r>
@@ -4793,15 +4850,15 @@
         <w:ind w:hanging="360"/>
       </w:pPr>
       <w:r>
-        <w:t xml:space="preserve">Inspection the team members code, </w:t>
-      </w:r>
-      <w:proofErr w:type="gramStart"/>
-      <w:r>
-        <w:t>and also</w:t>
-      </w:r>
-      <w:proofErr w:type="gramEnd"/>
-      <w:r>
-        <w:t xml:space="preserve"> checks its code quality. </w:t>
+        <w:t xml:space="preserve">Inspection the team members </w:t>
+      </w:r>
+      <w:proofErr w:type="gramStart"/>
+      <w:r>
+        <w:t>code, and</w:t>
+      </w:r>
+      <w:proofErr w:type="gramEnd"/>
+      <w:r>
+        <w:t xml:space="preserve"> also checks its code quality. </w:t>
       </w:r>
     </w:p>
     <w:p>
@@ -5172,7 +5229,23 @@
           <w:b/>
           <w:sz w:val="21"/>
         </w:rPr>
-        <w:t xml:space="preserve">  April 2017 to April  2020                         </w:t>
+        <w:t xml:space="preserve">  April 2017 to </w:t>
+      </w:r>
+      <w:proofErr w:type="gramStart"/>
+      <w:r>
+        <w:rPr>
+          <w:b/>
+          <w:sz w:val="21"/>
+        </w:rPr>
+        <w:t>April  2020</w:t>
+      </w:r>
+      <w:proofErr w:type="gramEnd"/>
+      <w:r>
+        <w:rPr>
+          <w:b/>
+          <w:sz w:val="21"/>
+        </w:rPr>
+        <w:t xml:space="preserve">                         </w:t>
       </w:r>
     </w:p>
     <w:p>
@@ -5260,11 +5333,11 @@
         <w:t>FPI</w:t>
       </w:r>
       <w:r>
-        <w:t xml:space="preserve"> is a Spring application and integrated with thunderhead tools. It is basically </w:t>
-      </w:r>
-      <w:proofErr w:type="gramStart"/>
-      <w:r>
-        <w:t>provides</w:t>
+        <w:t xml:space="preserve"> is a Spring application and integrated with thunderhead tools. It </w:t>
+      </w:r>
+      <w:proofErr w:type="gramStart"/>
+      <w:r>
+        <w:t>is basically provides</w:t>
       </w:r>
       <w:proofErr w:type="gramEnd"/>
       <w:r>
@@ -5626,7 +5699,23 @@
           <w:b/>
           <w:sz w:val="21"/>
         </w:rPr>
-        <w:t xml:space="preserve">  March 2014 to April  2017     </w:t>
+        <w:t xml:space="preserve">  March 2014 to </w:t>
+      </w:r>
+      <w:proofErr w:type="gramStart"/>
+      <w:r>
+        <w:rPr>
+          <w:b/>
+          <w:sz w:val="21"/>
+        </w:rPr>
+        <w:t>April  2017</w:t>
+      </w:r>
+      <w:proofErr w:type="gramEnd"/>
+      <w:r>
+        <w:rPr>
+          <w:b/>
+          <w:sz w:val="21"/>
+        </w:rPr>
+        <w:t xml:space="preserve">     </w:t>
       </w:r>
     </w:p>
     <w:p>
@@ -5908,11 +5997,11 @@
         </mc:AlternateContent>
       </w:r>
       <w:r>
-        <w:t xml:space="preserve">Fix the java code if data is inconsistently </w:t>
-      </w:r>
-      <w:proofErr w:type="gramStart"/>
-      <w:r>
-        <w:t>appear</w:t>
+        <w:t xml:space="preserve">Fix the java code if data </w:t>
+      </w:r>
+      <w:proofErr w:type="gramStart"/>
+      <w:r>
+        <w:t>is inconsistently appear</w:t>
       </w:r>
       <w:proofErr w:type="gramEnd"/>
       <w:r>
@@ -5987,7 +6076,7 @@
 </file>
 
 <file path=word/numbering.xml><?xml version="1.0" encoding="utf-8"?>
-<w:numbering xmlns:wpc="http://schemas.microsoft.com/office/word/2010/wordprocessingCanvas" xmlns:cx="http://schemas.microsoft.com/office/drawing/2014/chartex" xmlns:cx1="http://schemas.microsoft.com/office/drawing/2015/9/8/chartex" xmlns:cx2="http://schemas.microsoft.com/office/drawing/2015/10/21/chartex" xmlns:cx3="http://schemas.microsoft.com/office/drawing/2016/5/9/chartex" xmlns:cx4="http://schemas.microsoft.com/office/drawing/2016/5/10/chartex" xmlns:cx5="http://schemas.microsoft.com/office/drawing/2016/5/11/chartex" xmlns:cx6="http://schemas.microsoft.com/office/drawing/2016/5/12/chartex" xmlns:cx7="http://schemas.microsoft.com/office/drawing/2016/5/13/chartex" xmlns:cx8="http://schemas.microsoft.com/office/drawing/2016/5/14/chartex" xmlns:mc="http://schemas.openxmlformats.org/markup-compatibility/2006" xmlns:aink="http://schemas.microsoft.com/office/drawing/2016/ink" xmlns:am3d="http://schemas.microsoft.com/office/drawing/2017/model3d" xmlns:o="urn:schemas-microsoft-com:office:office" xmlns:oel="http://schemas.microsoft.com/office/2019/extlst" xmlns:r="http://schemas.openxmlformats.org/officeDocument/2006/relationships" xmlns:m="http://schemas.openxmlformats.org/officeDocument/2006/math" xmlns:v="urn:schemas-microsoft-com:vml" xmlns:wp14="http://schemas.microsoft.com/office/word/2010/wordprocessingDrawing" xmlns:wp="http://schemas.openxmlformats.org/drawingml/2006/wordprocessingDrawing" xmlns:w10="urn:schemas-microsoft-com:office:word" xmlns:w="http://schemas.openxmlformats.org/wordprocessingml/2006/main" xmlns:w14="http://schemas.microsoft.com/office/word/2010/wordml" xmlns:w15="http://schemas.microsoft.com/office/word/2012/wordml" xmlns:w16cex="http://schemas.microsoft.com/office/word/2018/wordml/cex" xmlns:w16cid="http://schemas.microsoft.com/office/word/2016/wordml/cid" xmlns:w16="http://schemas.microsoft.com/office/word/2018/wordml" xmlns:w16sdtdh="http://schemas.microsoft.com/office/word/2020/wordml/sdtdatahash" xmlns:w16se="http://schemas.microsoft.com/office/word/2015/wordml/symex" xmlns:wpg="http://schemas.microsoft.com/office/word/2010/wordprocessingGroup" xmlns:wpi="http://schemas.microsoft.com/office/word/2010/wordprocessingInk" xmlns:wne="http://schemas.microsoft.com/office/word/2006/wordml" xmlns:wps="http://schemas.microsoft.com/office/word/2010/wordprocessingShape" mc:Ignorable="w14 w15 w16se w16cid w16 w16cex w16sdtdh wp14">
+<w:numbering xmlns:wpc="http://schemas.microsoft.com/office/word/2010/wordprocessingCanvas" xmlns:cx="http://schemas.microsoft.com/office/drawing/2014/chartex" xmlns:cx1="http://schemas.microsoft.com/office/drawing/2015/9/8/chartex" xmlns:cx2="http://schemas.microsoft.com/office/drawing/2015/10/21/chartex" xmlns:cx3="http://schemas.microsoft.com/office/drawing/2016/5/9/chartex" xmlns:cx4="http://schemas.microsoft.com/office/drawing/2016/5/10/chartex" xmlns:cx5="http://schemas.microsoft.com/office/drawing/2016/5/11/chartex" xmlns:cx6="http://schemas.microsoft.com/office/drawing/2016/5/12/chartex" xmlns:cx7="http://schemas.microsoft.com/office/drawing/2016/5/13/chartex" xmlns:cx8="http://schemas.microsoft.com/office/drawing/2016/5/14/chartex" xmlns:mc="http://schemas.openxmlformats.org/markup-compatibility/2006" xmlns:aink="http://schemas.microsoft.com/office/drawing/2016/ink" xmlns:am3d="http://schemas.microsoft.com/office/drawing/2017/model3d" xmlns:o="urn:schemas-microsoft-com:office:office" xmlns:oel="http://schemas.microsoft.com/office/2019/extlst" xmlns:r="http://schemas.openxmlformats.org/officeDocument/2006/relationships" xmlns:m="http://schemas.openxmlformats.org/officeDocument/2006/math" xmlns:v="urn:schemas-microsoft-com:vml" xmlns:wp14="http://schemas.microsoft.com/office/word/2010/wordprocessingDrawing" xmlns:wp="http://schemas.openxmlformats.org/drawingml/2006/wordprocessingDrawing" xmlns:w10="urn:schemas-microsoft-com:office:word" xmlns:w="http://schemas.openxmlformats.org/wordprocessingml/2006/main" xmlns:w14="http://schemas.microsoft.com/office/word/2010/wordml" xmlns:w15="http://schemas.microsoft.com/office/word/2012/wordml" xmlns:w16cex="http://schemas.microsoft.com/office/word/2018/wordml/cex" xmlns:w16cid="http://schemas.microsoft.com/office/word/2016/wordml/cid" xmlns:w16="http://schemas.microsoft.com/office/word/2018/wordml" xmlns:w16du="http://schemas.microsoft.com/office/word/2023/wordml/word16du" xmlns:w16sdtdh="http://schemas.microsoft.com/office/word/2020/wordml/sdtdatahash" xmlns:w16sdtfl="http://schemas.microsoft.com/office/word/2024/wordml/sdtformatlock" xmlns:w16se="http://schemas.microsoft.com/office/word/2015/wordml/symex" xmlns:wpg="http://schemas.microsoft.com/office/word/2010/wordprocessingGroup" xmlns:wpi="http://schemas.microsoft.com/office/word/2010/wordprocessingInk" xmlns:wne="http://schemas.microsoft.com/office/word/2006/wordml" xmlns:wps="http://schemas.microsoft.com/office/word/2010/wordprocessingShape" mc:Ignorable="w14 w15 w16se w16cid w16 w16cex w16sdtdh w16sdtfl w16du wp14">
   <w:abstractNum w:abstractNumId="0" w15:restartNumberingAfterBreak="0">
     <w:nsid w:val="581038FA"/>
     <w:multiLevelType w:val="hybridMultilevel"/>
@@ -7712,7 +7801,7 @@
 </file>
 
 <file path=word/styles.xml><?xml version="1.0" encoding="utf-8"?>
-<w:styles xmlns:mc="http://schemas.openxmlformats.org/markup-compatibility/2006" xmlns:r="http://schemas.openxmlformats.org/officeDocument/2006/relationships" xmlns:w="http://schemas.openxmlformats.org/wordprocessingml/2006/main" xmlns:w14="http://schemas.microsoft.com/office/word/2010/wordml" xmlns:w15="http://schemas.microsoft.com/office/word/2012/wordml" xmlns:w16cex="http://schemas.microsoft.com/office/word/2018/wordml/cex" xmlns:w16cid="http://schemas.microsoft.com/office/word/2016/wordml/cid" xmlns:w16="http://schemas.microsoft.com/office/word/2018/wordml" xmlns:w16sdtdh="http://schemas.microsoft.com/office/word/2020/wordml/sdtdatahash" xmlns:w16se="http://schemas.microsoft.com/office/word/2015/wordml/symex" mc:Ignorable="w14 w15 w16se w16cid w16 w16cex w16sdtdh">
+<w:styles xmlns:mc="http://schemas.openxmlformats.org/markup-compatibility/2006" xmlns:r="http://schemas.openxmlformats.org/officeDocument/2006/relationships" xmlns:w="http://schemas.openxmlformats.org/wordprocessingml/2006/main" xmlns:w14="http://schemas.microsoft.com/office/word/2010/wordml" xmlns:w15="http://schemas.microsoft.com/office/word/2012/wordml" xmlns:w16cex="http://schemas.microsoft.com/office/word/2018/wordml/cex" xmlns:w16cid="http://schemas.microsoft.com/office/word/2016/wordml/cid" xmlns:w16="http://schemas.microsoft.com/office/word/2018/wordml" xmlns:w16du="http://schemas.microsoft.com/office/word/2023/wordml/word16du" xmlns:w16sdtdh="http://schemas.microsoft.com/office/word/2020/wordml/sdtdatahash" xmlns:w16sdtfl="http://schemas.microsoft.com/office/word/2024/wordml/sdtformatlock" xmlns:w16se="http://schemas.microsoft.com/office/word/2015/wordml/symex" mc:Ignorable="w14 w15 w16se w16cid w16 w16cex w16sdtdh w16sdtfl w16du">
   <w:docDefaults>
     <w:rPrDefault>
       <w:rPr>
@@ -8519,4 +8608,10 @@
     </a:ext>
   </a:extLst>
 </a:theme>
+</file>
+
+<file path=docMetadata/LabelInfo.xml><?xml version="1.0" encoding="utf-8"?>
+<clbl:labelList xmlns:clbl="http://schemas.microsoft.com/office/2020/mipLabelMetadata">
+  <clbl:label id="{e760c494-6550-44b4-8258-77c175d778b7}" enabled="1" method="Privileged" siteId="{76a2ae5a-9f00-4f6b-95ed-5d33d77c4d61}" contentBits="0" removed="0"/>
+</clbl:labelList>
 </file>